--- a/documentation/LIPOvsCOINCELL_documentation.docx
+++ b/documentation/LIPOvsCOINCELL_documentation.docx
@@ -16,7 +16,6 @@
         <w:t xml:space="preserve"> choice</w:t>
       </w:r>
     </w:p>
-    <w:p/>
     <w:p>
       <w:pPr>
         <w:pStyle w:val="Heading1"/>
@@ -298,7 +297,6 @@
         <w:t>The Li-Po solution supports higher peak currents required by BLE radio transmissions and PPG LED pulses but introduces additional charging and safety circuitry, increasing system complexity. The CR2032 offers a simpler and smaller solution but is less suitable for continuous sensing and higher duty-cycle operation.</w:t>
       </w:r>
     </w:p>
-    <w:p/>
     <w:p>
       <w:pPr>
         <w:pStyle w:val="Heading1"/>
